--- a/Законы/Законопроекты/ACT. Устав SANG — Пояснительная записка.docx
+++ b/Законы/Законопроекты/ACT. Устав SANG — Пояснительная записка.docx
@@ -430,6 +430,75 @@
         <w:rPr>
           <w:b/>
         </w:rPr>
+        <w:t>Глава VI — Дресс-код и форма одежды (свободная форма только Генералитету)</w:t>
+      </w:r>
+    </w:p>
+    <w:p>
+      <w:r>
+        <w:t>Было → стало: в действующем уставе свободная форма одежды размыто разрешалась «Генералитету и Старшему составу отдела», что приводило к тому, что офицеры ходили в гражданке на службе. Теперь чётко закреплено: свободная форма разрешена ИСКЛЮЧИТЕЛЬНО Генералитету SANG (14–16 ранги). Все военнослужащие с 1 по 13 ранг при исполнении обязанностей ОБЯЗАНЫ находиться в уставной форме своего взвода. Ношение масок разрешено только DF, AF и MP при спецоперациях/патрулях; остальным отделам закрывать лицо запрещено.</w:t>
+      </w:r>
+    </w:p>
+    <w:p>
+      <w:r>
+        <w:t>Почему: военная организация держится на единообразии формы и распознаваемости личного состава. Офицеры и бойцы 1–13 рангов не имеют права нести службу в гражданской одежде.</w:t>
+      </w:r>
+    </w:p>
+    <w:p>
+      <w:r>
+        <w:t>Пример: офицер 12 ранга заступил на дежурство в гражданском костюме — дежурный MP делает замечание и при отказе переодеться выписывает выговор.</w:t>
+      </w:r>
+    </w:p>
+    <w:p>
+      <w:r>
+        <w:rPr>
+          <w:b/>
+        </w:rPr>
+        <w:t>Глава VIII — Порядок выдачи наказаний и пресечение произвола (п. 8.1.1)</w:t>
+      </w:r>
+    </w:p>
+    <w:p>
+      <w:r>
+        <w:t>Было → стало: на практике происходил произвол — например, Куратор MMS (13 ранг) собирал общий строй и объявлял выговоры офицерам Военной полиции (MP) 11 ранга и ниже. Введён пункт 8.1.1: командование подразделения (Куратор, Командир) имеет право наказывать ИСКЛЮЧИТЕЛЬНО бойцов СВОЕГО подразделения. Контроль за всей армией принадлежит только MP и Генералитету. Наказание бойцов чужого отдела или MP кураторами других отделов строжайше запрещено, признаётся юридически ничтожным, а виновный привлекается к ответственности за превышение полномочий.</w:t>
+      </w:r>
+    </w:p>
+    <w:p>
+      <w:r>
+        <w:t>Почему: медики, пилоты или инструкторы не являются органами дисциплинарного дознания над другими взводами и тем более над MP.</w:t>
+      </w:r>
+    </w:p>
+    <w:p>
+      <w:r>
+        <w:t>Пример: Куратор MMS недоволен действиями сотрудника MP. Куратор не имеет права объявлять выговор сотруднику MP — он обязан составить мотивированный рапорт с видеозаписью и передать его руководству MP либо Генералу SANG.</w:t>
+      </w:r>
+    </w:p>
+    <w:p>
+      <w:r>
+        <w:rPr>
+          <w:b/>
+        </w:rPr>
+        <w:t>Главы X и XV — Проверка медицинских справок подразделением MMS (п. 10.12–10.14)</w:t>
+      </w:r>
+    </w:p>
+    <w:p>
+      <w:r>
+        <w:t>Было → стало: MMS самовольно созывало общие строи гарнизона в любое время под предлогом проверки справок. Теперь закреплено: MMS не имеет права самостоятельно созывать общий строй армии. Плановые проверки медсправок проводятся не чаще 1 раза в неделю по графику с предварительного разрешения Генералитета. Бойцы на КПП и в патрулях проверяются посменно без снятия с постов. При просрочке справки выговор на месте не объявляется — даётся 24 часа на посещение EMS и оформление документа.</w:t>
+      </w:r>
+    </w:p>
+    <w:p>
+      <w:r>
+        <w:t>Почему: проверки здоровья не должны срывать несение боевого дежурства на КПП и поставки материалов в другие силовые структуры.</w:t>
+      </w:r>
+    </w:p>
+    <w:p>
+      <w:r>
+        <w:t>Пример: во время планового осмотра у постового на КПП-1 истекла медсправка. Медик MMS делает запись в журнале и даёт бойцу 24 часа. Если через сутки боец не обновил справку — направляется рапорт командиру бойца на выговор.</w:t>
+      </w:r>
+    </w:p>
+    <w:p>
+      <w:r>
+        <w:rPr>
+          <w:b/>
+        </w:rPr>
         <w:t>Глава VIII — Полная отмена поборов за выговоры и ограничение Чёрного списка</w:t>
       </w:r>
     </w:p>
